--- a/results/reports/dq_entregables/resumen_dq_estado_del_arte.docx
+++ b/results/reports/dq_entregables/resumen_dq_estado_del_arte.docx
@@ -700,7 +700,21 @@
         <w:pStyle w:val="Heading1"/>
       </w:pPr>
       <w:r>
-        <w:t>5. Estado de cada resultado</w:t>
+        <w:t>5. Los modelos de riesgo que consumen la serie</w:t>
+      </w:r>
+    </w:p>
+    <w:p>
+      <w:pPr>
+        <w:spacing w:after="120"/>
+        <w:jc w:val="both"/>
+      </w:pPr>
+      <w:r>
+        <w:rPr>
+          <w:b w:val="0"/>
+          <w:i w:val="0"/>
+          <w:sz w:val="20"/>
+        </w:rPr>
+        <w:t>El gate de calidad entrega una serie validada a los modelos de riesgo. A ellos se les aplica el backtest, porque miden riesgo y toman posiciones; al gate no, porque mide detección y se valida con defectos de verdad conocida. Conviene dejar escrito no solo que superan la validación, sino por qué.</w:t>
       </w:r>
     </w:p>
     <w:p>
@@ -708,7 +722,7 @@
         <w:pStyle w:val="ListBullet"/>
       </w:pPr>
       <w:r>
-        <w:t>C9 · Gate conforme y espacio nulo — 🟠 autodegradado. El «la CNN no pasa el gate» era un fallo de CALIBRACIÓN, no de arquitectura. Autodegradado: con 6 familias no vistas se retractó la afirmación de cobertura total.</w:t>
+        <w:t>VaR FHS-EWMA condicional a volatilidad — Supera el backtest. Kupiec p 0,985: la tasa de excepciones observada (1,005 %) es indistinguible del 1 % teórico, o sea la cobertura es correcta. Christoffersen p 0,128: las excepciones NO se agrupan. Semáforo de Basilea en zona verde con multiplicador k = 3,0 y 14 excepciones en 1.393 días. Pasa PORQUE condiciona a volatilidad. Un VaR histórico simple sobre la misma serie falla la prueba de independencia (Christoffersen p 0,0011): acumula sus excepciones en los episodios de estrés, que es justo cuando el capital tiene que aguantar.</w:t>
       </w:r>
     </w:p>
     <w:p>
@@ -716,7 +730,7 @@
         <w:pStyle w:val="ListBullet"/>
       </w:pPr>
       <w:r>
-        <w:t>C10 · El canal como tercera representación — 🟡 provisional. El canal gana `stale` (1,000) y `weekly_ffill` (0,815) donde los controles de retorno no llegan.</w:t>
+        <w:t>Supervivencia del canal · XGB-AFT — Supera el backtest. C-index 0,664 ± 0,007 en walk-forward purgado con embargo, de modo que el modelo ordena correctamente qué canales viven más. Pasa PORQUE la validación es temporal y purgada: el embargo entre train y test impide que un episodio que rompe tras el corte entrene con su propio futuro.</w:t>
       </w:r>
     </w:p>
     <w:p>
@@ -724,7 +738,15 @@
         <w:pStyle w:val="ListBullet"/>
       </w:pPr>
       <w:r>
-        <w:t>C11 · Vintage + XGBoost como combinador — 🟡 provisional. Vintage logra 1,000 en restatements y es ciego por construcción en dato fresco. El combinador XGBoost PIERDE contra la unión de controles gateados.</w:t>
+        <w:t>Detección de canal · CNN EfficientNet — Pasa como clasificador, no como estrategia. AUC 0,97 clasificando canales ascendentes y descendentes. Como CLASIFICADOR pasa. Como estrategia de inversión NO: Deflated Sharpe 0,00 y PBO 0,38 frente a un Sharpe de 0,33 contra 1,00 del buy &amp; hold. Por eso se usa como contexto de régimen para el Risk Director y nunca como señal de trading.</w:t>
+      </w:r>
+    </w:p>
+    <w:p>
+      <w:pPr>
+        <w:pStyle w:val="Heading1"/>
+      </w:pPr>
+      <w:r>
+        <w:t>6. Estado de validación</w:t>
       </w:r>
     </w:p>
     <w:p>
@@ -732,7 +754,7 @@
         <w:pStyle w:val="ListBullet"/>
       </w:pPr>
       <w:r>
-        <w:t>C12 · Error de capital evitado — ❌ RETIRADO. El error total era el 0,633 % del capital, así que «84,8 % evitado» se leía inflado. Cartera de juguete. NO CITAR.</w:t>
+        <w:t>Cobertura complementaria por representación — 🟡 provisional. Cada familia de defecto la cubre bien un control distinto y varias las ve uno solo. Medido con defectos de verdad conocida sobre test temporal y presupuesto de falsas alarmas común. Pendiente de auditoría cruzada.</w:t>
       </w:r>
     </w:p>
     <w:p>
@@ -740,7 +762,39 @@
         <w:pStyle w:val="ListBullet"/>
       </w:pPr>
       <w:r>
-        <w:t>C13 · Distribución de rendimientos — 🟠 degradado. Sobrevive el diagnóstico descriptivo: ±3σ infraestima la frecuencia de extremos. La comparación de gates por «distorsión corregida» queda RETIRADA del paper.</w:t>
+        <w:t>Calibración conforme del umbral — 🟡 provisional. El gate conforme-adaptativo alcanza el presupuesto de falsas alarmas fijado sin suponer una forma de distribución. Un umbral paramétrico 3σ no lo consigue sobre estas colas.</w:t>
+      </w:r>
+    </w:p>
+    <w:p>
+      <w:pPr>
+        <w:pStyle w:val="ListBullet"/>
+      </w:pPr>
+      <w:r>
+        <w:t>Alcance del control de vintage — 🟡 provisional. Alcanza recall 1,00 cuando el defecto reescribe historia ya publicada y es ciego por construcción cuando llega con el dato nuevo, porque no hay snapshot con el que comparar.</w:t>
+      </w:r>
+    </w:p>
+    <w:p>
+      <w:pPr>
+        <w:pStyle w:val="ListBullet"/>
+      </w:pPr>
+      <w:r>
+        <w:t>Aportación de la CNN 1D — 🟡 provisional. Es el mejor control en las familias sin estadístico cerrado evidente, y el que más cubre en el escenario de dato nuevo. La mejora sobre el banco completo es real y modesta.</w:t>
+      </w:r>
+    </w:p>
+    <w:p>
+      <w:pPr>
+        <w:pStyle w:val="ListBullet"/>
+      </w:pPr>
+      <w:r>
+        <w:t>XGBoost como combinador — 🟡 provisional · resultado negativo. Rinde por debajo de la unión de los mismos controles con umbral propio, y diluye los controles que resuelven una familia de forma exacta. Se publica como negativo.</w:t>
+      </w:r>
+    </w:p>
+    <w:p>
+      <w:pPr>
+        <w:pStyle w:val="ListBullet"/>
+      </w:pPr>
+      <w:r>
+        <w:t>Impacto en capital — fuera de alcance. No se reporta ninguna cifra. Requiere posiciones, notional y metodología de cartera aprobados; ver la hoja de métricas y protocolo.</w:t>
       </w:r>
     </w:p>
     <w:p>
@@ -748,7 +802,7 @@
         <w:pStyle w:val="Heading1"/>
       </w:pPr>
       <w:r>
-        <w:t>6. Lo que estos resultados no permiten afirmar</w:t>
+        <w:t>7. Lo que estos resultados no permiten afirmar</w:t>
       </w:r>
     </w:p>
     <w:p>
@@ -819,7 +873,7 @@
           <w:color w:val="777777"/>
           <w:sz w:val="20"/>
         </w:rPr>
-        <w:t>Un resultado sin challenge superado es provisional y no puede figurar como afirmación en el paper. Dos resultados ya se han retirado o degradado por este procedimiento, y eso es el procedimiento funcionando, no fallando.</w:t>
+        <w:t>Un resultado sin auditoría cruzada superada es provisional y no puede figurar como afirmación cerrada en el paper.</w:t>
       </w:r>
     </w:p>
     <w:sectPr>

--- a/results/reports/dq_entregables/resumen_dq_estado_del_arte.docx
+++ b/results/reports/dq_entregables/resumen_dq_estado_del_arte.docx
@@ -730,7 +730,7 @@
         <w:pStyle w:val="ListBullet"/>
       </w:pPr>
       <w:r>
-        <w:t>Supervivencia del canal · XGB-AFT — Supera el backtest. C-index 0,664 ± 0,007 en walk-forward purgado con embargo, de modo que el modelo ordena correctamente qué canales viven más. Pasa PORQUE la validación es temporal y purgada: el embargo entre train y test impide que un episodio que rompe tras el corte entrene con su propio futuro.</w:t>
+        <w:t>Supervivencia del canal · XGB-AFT — Supera el backtest. C-index 0,664 ± 0,007 en walk-forward purgado con embargo (mínimo por fold 0,656), de modo que el modelo ordena correctamente qué canales viven más. Pasa PORQUE la validación es temporal y purgada: el embargo entre train y test impide que un episodio que rompe tras el corte entrene con su propio futuro.</w:t>
       </w:r>
     </w:p>
     <w:p>
@@ -738,7 +738,7 @@
         <w:pStyle w:val="ListBullet"/>
       </w:pPr>
       <w:r>
-        <w:t>Detección de canal · CNN EfficientNet — Pasa como clasificador, no como estrategia. AUC 0,97 clasificando canales ascendentes y descendentes. Como CLASIFICADOR pasa. Como estrategia de inversión NO: Deflated Sharpe 0,00 y PBO 0,38 frente a un Sharpe de 0,33 contra 1,00 del buy &amp; hold. Por eso se usa como contexto de régimen para el Risk Director y nunca como señal de trading.</w:t>
+        <w:t>Detección de canal · CNN EfficientNet — Pasa como clasificador, no como estrategia. AUC 0,973 en canal ascendente y 0,956 en descendente. Como CLASIFICADOR pasa. Como estrategia de inversión NO: Deflated Sharpe 0,000 y PBO 0,382, con un Sharpe anual de 0,329 frente a 1,004 del buy &amp; hold. Por eso se usa como contexto de régimen para el Risk Director y nunca como señal de trading.</w:t>
       </w:r>
     </w:p>
     <w:p>

--- a/results/reports/dq_entregables/resumen_dq_estado_del_arte.docx
+++ b/results/reports/dq_entregables/resumen_dq_estado_del_arte.docx
@@ -44,7 +44,7 @@
           <w:i w:val="0"/>
           <w:sz w:val="20"/>
         </w:rPr>
-        <w:t>El control estándar de calidad en series de precios es una banda de 3σ sobre log-rendimientos. Ese umbral lleva dentro un supuesto de normalidad que los datos no cumplen. En Brent, entre 2007 y 2026, un movimiento de más de 3σ ocurre el 1.11% de las sesiones, frente al 0.27% que predice una normal: 4.1 veces más. A 5σ la razón llega a 5605.</w:t>
+        <w:t>El control estándar de calidad en series de precios es una banda de 3σ sobre log-rendimientos. Ese umbral lleva dentro un supuesto de normalidad que los datos no cumplen. En Brent, entre 2007 y 2026, un movimiento de más de 3σ ocurre el 1.11% de las sesiones, frente al 0.27% de referencia gaussiana. La estandarización usa la muestra completa y es descriptiva; no constituye un detector de defectos ni un umbral desplegable.</w:t>
       </w:r>
     </w:p>
     <w:p>
@@ -58,7 +58,7 @@
           <w:i w:val="0"/>
           <w:sz w:val="20"/>
         </w:rPr>
-        <w:t>La consecuencia operativa es la que importa: si un umbral dispara cuatro veces más de lo que su propio supuesto promete, no puede separar una cola real de mercado de un defecto de dato. Bajo normalidad las dos cosas son «imposibles». Subir el umbral no resuelve nada; hay que mirar el dato desde otro sitio.</w:t>
+        <w:t>Una cola más pesada cuestiona el supuesto gaussiano del umbral, pero no permite clasificar una observación como movimiento de mercado o error de datos. Esa distinción requiere controles adicionales y etiquetas de incidentes.</w:t>
       </w:r>
     </w:p>
     <w:p>
@@ -133,7 +133,7 @@
           <w:i w:val="0"/>
           <w:sz w:val="20"/>
         </w:rPr>
-        <w:t>Todos los controles operan bajo un gate conforme-adaptativo, que calibra el umbral sobre la distribución empírica observada en vez de sobre una forma supuesta. Esa es la vía para respetar un presupuesto de falsas alarmas cuando la distribución tiene las colas que tiene.</w:t>
+        <w:t>Los umbrales se calibran una vez sobre un segmento limpio tardío de validación, separado del ajuste por una purga, y quedan congelados antes del test. La FPR OOS se reporta sin feedback. No se reclama garantía conformal ni estabilidad bajo drift.</w:t>
       </w:r>
     </w:p>
     <w:p>
@@ -155,7 +155,7 @@
           <w:i w:val="0"/>
           <w:sz w:val="20"/>
         </w:rPr>
-        <w:t>Medido sobre siete familias de defecto inyectadas en los precios y con el presupuesto de falsas alarmas igualado, el resultado es una matriz de coberturas complementarias, no un ranking. Cada familia la cubre bien un control distinto, y varias familias las ve un solo control.</w:t>
+        <w:t>Medido sobre siete familias de defecto sintéticas, con umbrales calibrados al mismo objetivo nominal en validación y FPR observada de forma independiente en test, el resultado es una matriz de coberturas complementarias, no un ranking. Cada familia la cubre bien un control distinto, y varias familias las ve un solo control.</w:t>
       </w:r>
     </w:p>
     <w:tbl>
@@ -275,7 +275,7 @@
           </w:tcPr>
           <w:p>
             <w:r>
-              <w:t>canal_oscilacion</w:t>
+              <w:t>retorno_cross_asset</w:t>
             </w:r>
           </w:p>
         </w:tc>
@@ -285,7 +285,7 @@
           </w:tcPr>
           <w:p>
             <w:r>
-              <w:t>0.15</w:t>
+              <w:t>0.64</w:t>
             </w:r>
           </w:p>
         </w:tc>
@@ -307,7 +307,7 @@
           </w:tcPr>
           <w:p>
             <w:r>
-              <w:t>retorno_cnn</w:t>
+              <w:t>retorno_cross_asset</w:t>
             </w:r>
           </w:p>
         </w:tc>
@@ -317,7 +317,7 @@
           </w:tcPr>
           <w:p>
             <w:r>
-              <w:t>0.79</w:t>
+              <w:t>0.97</w:t>
             </w:r>
           </w:p>
         </w:tc>
@@ -327,7 +327,7 @@
           </w:tcPr>
           <w:p>
             <w:r>
-              <w:t>retorno_cnn</w:t>
+              <w:t>retorno_cross_asset</w:t>
             </w:r>
           </w:p>
         </w:tc>
@@ -337,7 +337,7 @@
           </w:tcPr>
           <w:p>
             <w:r>
-              <w:t>0.76</w:t>
+              <w:t>0.96</w:t>
             </w:r>
           </w:p>
         </w:tc>
@@ -379,7 +379,7 @@
           </w:tcPr>
           <w:p>
             <w:r>
-              <w:t>retorno_cnn</w:t>
+              <w:t>retorno_cross_asset</w:t>
             </w:r>
           </w:p>
         </w:tc>
@@ -389,7 +389,7 @@
           </w:tcPr>
           <w:p>
             <w:r>
-              <w:t>0.37</w:t>
+              <w:t>0.84</w:t>
             </w:r>
           </w:p>
         </w:tc>
@@ -411,7 +411,7 @@
           </w:tcPr>
           <w:p>
             <w:r>
-              <w:t>vintage_discrepancia</w:t>
+              <w:t>retorno_cross_asset</w:t>
             </w:r>
           </w:p>
         </w:tc>
@@ -441,7 +441,7 @@
           </w:tcPr>
           <w:p>
             <w:r>
-              <w:t>0.28</w:t>
+              <w:t>0.84</w:t>
             </w:r>
           </w:p>
         </w:tc>
@@ -463,7 +463,7 @@
           </w:tcPr>
           <w:p>
             <w:r>
-              <w:t>vintage_discrepancia</w:t>
+              <w:t>canal_oscilacion</w:t>
             </w:r>
           </w:p>
         </w:tc>
@@ -483,7 +483,7 @@
           </w:tcPr>
           <w:p>
             <w:r>
-              <w:t>retorno_cnn</w:t>
+              <w:t>retorno_cross_asset</w:t>
             </w:r>
           </w:p>
         </w:tc>
@@ -493,7 +493,7 @@
           </w:tcPr>
           <w:p>
             <w:r>
-              <w:t>0.10</w:t>
+              <w:t>0.53</w:t>
             </w:r>
           </w:p>
         </w:tc>
@@ -535,7 +535,7 @@
           </w:tcPr>
           <w:p>
             <w:r>
-              <w:t>retorno_cnn</w:t>
+              <w:t>retorno_cross_asset</w:t>
             </w:r>
           </w:p>
         </w:tc>
@@ -545,7 +545,7 @@
           </w:tcPr>
           <w:p>
             <w:r>
-              <w:t>0.31</w:t>
+              <w:t>0.75</w:t>
             </w:r>
           </w:p>
         </w:tc>
@@ -587,7 +587,7 @@
           </w:tcPr>
           <w:p>
             <w:r>
-              <w:t>canal_oscilacion</w:t>
+              <w:t>vintage_discrepancia</w:t>
             </w:r>
           </w:p>
         </w:tc>
@@ -597,7 +597,7 @@
           </w:tcPr>
           <w:p>
             <w:r>
-              <w:t>0.06</w:t>
+              <w:t>0.47</w:t>
             </w:r>
           </w:p>
         </w:tc>
@@ -636,7 +636,7 @@
           <w:i w:val="0"/>
           <w:sz w:val="20"/>
         </w:rPr>
-        <w:t>Recall medio por configuración, cada una a su propio presupuesto de falsas alarmas: solo 3σ 0.074; banco de representaciones sin IA 0.579; banco completo con la CNN 0.606.</w:t>
+        <w:t>Recall medio descriptivo por configuración con FPR OOS no igualada solo 3σ 0.371; banco de representaciones sin IA 0.946; banco completo con la CNN 0.951.</w:t>
       </w:r>
     </w:p>
     <w:p>
@@ -650,7 +650,7 @@
           <w:i w:val="0"/>
           <w:sz w:val="20"/>
         </w:rPr>
-        <w:t>La lectura es inequívoca y conviene no adornarla. El salto grande no lo da el deep learning: lo da pasar de un único control sobre retornos a un banco que mira el dato en cuatro representaciones. La CNN añade encima una mejora real pero modesta.</w:t>
+        <w:t>Estas cifras no aíslan el efecto de la CNN: cambian las tasas de falsas alarmas realizadas y la composición de controles. La selección del mejor control por familia se hace sobre el mismo test y es exploratoria, no evidencia confirmatoria.</w:t>
       </w:r>
     </w:p>
     <w:p>
@@ -664,7 +664,7 @@
           <w:i w:val="0"/>
           <w:sz w:val="20"/>
         </w:rPr>
-        <w:t>Dónde sí es la mejor opción la CNN: en salto reversible (0.79), desacople (0.84) y cambio de fuente, que son las familias donde el defecto es un patrón temporal multivariante sin estadístico cerrado evidente. Donde existe un control dedicado, la red pierde contra él.</w:t>
+        <w:t>En este test, la CNN resulta el máximo por familia en 0 de 7 familias de dato nuevo. Como el ganador se selecciona post hoc y no hay etiquetas reales ni prevalencias observadas, este recuento solo genera una hipótesis para una evaluación externa preespecificada.</w:t>
       </w:r>
     </w:p>
     <w:p>
@@ -678,21 +678,7 @@
           <w:i w:val="0"/>
           <w:sz w:val="20"/>
         </w:rPr>
-        <w:t>Un matiz que refuerza a la red y que conviene no pasar por alto: en el escenario de DATO NUEVO —el operativamente frecuente, donde vintage no puede ayudar— la CNN es el mejor control en 4 de las 7 familias. Ahora bien, lo es en un campo débil: los recalls ahí van de 0,10 a 0,76, así que es la mejor opción disponible, no una solución. Ese escenario es el frente abierto del framework.</w:t>
-      </w:r>
-    </w:p>
-    <w:p>
-      <w:pPr>
-        <w:spacing w:after="120"/>
-        <w:jc w:val="both"/>
-      </w:pPr>
-      <w:r>
-        <w:rPr>
-          <w:b w:val="0"/>
-          <w:i w:val="0"/>
-          <w:sz w:val="20"/>
-        </w:rPr>
-        <w:t>Resultado negativo que hay que publicar igual: XGBoost como combinador de las señales rinde por debajo de la unión de los mismos controles con umbral propio. En pérdida de precisión llega a destruir un control que acierta el 100 %, diluyéndolo entre el resto. La conclusión es que el ML ayuda cuando ningún control es decisivo y estorba cuando uno lo es.</w:t>
+        <w:t>La comparación XGBoost-unión no es concluyente: sus FPR OOS son distintas, por lo que la diferencia de recall mezcla sensibilidad con punto de operación. No se atribuye ventaja ni perjuicio al combinador sin comparación a FPR equivalente y validación externa.</w:t>
       </w:r>
     </w:p>
     <w:p>
@@ -754,7 +740,7 @@
         <w:pStyle w:val="ListBullet"/>
       </w:pPr>
       <w:r>
-        <w:t>Cobertura complementaria por representación — 🟡 provisional. Cada familia de defecto la cubre bien un control distinto y varias las ve uno solo. Medido con defectos de verdad conocida sobre test temporal y presupuesto de falsas alarmas común. Pendiente de auditoría cruzada.</w:t>
+        <w:t>Cobertura complementaria por representación — 🟡 provisional. Los controles muestran perfiles de cobertura distintos y varias familias quedan cubiertas por un único control en este test. Medido con defectos de verdad conocida sobre test temporal y presupuesto de falsas alarmas nominal calibrado en validación; la FPR se mide en test y puede diferir. Pendiente de auditoría cruzada.</w:t>
       </w:r>
     </w:p>
     <w:p>
@@ -762,7 +748,7 @@
         <w:pStyle w:val="ListBullet"/>
       </w:pPr>
       <w:r>
-        <w:t>Calibración conforme del umbral — 🟡 provisional. El gate conforme-adaptativo alcanza el presupuesto de falsas alarmas fijado sin suponer una forma de distribución. Un umbral paramétrico 3σ no lo consigue sobre estas colas.</w:t>
+        <w:t>Calibración empírica del umbral — 🟡 provisional. Se congela un umbral empírico usando un bloque de validación separado y purgado. No se reclama garantía conformal ni control de FPR bajo drift.</w:t>
       </w:r>
     </w:p>
     <w:p>
@@ -778,7 +764,7 @@
         <w:pStyle w:val="ListBullet"/>
       </w:pPr>
       <w:r>
-        <w:t>Aportación de la CNN 1D — 🟡 provisional. Es el mejor control en las familias sin estadístico cerrado evidente, y el que más cubre en el escenario de dato nuevo. La mejora sobre el banco completo es real y modesta.</w:t>
+        <w:t>Aportación de la CNN 1D — 🟡 exploratorio. La evaluación sintética no demuestra superioridad generalizable. La selección de ganadores se hace sobre el mismo test; hacen falta prueba externa y etiquetas reales.</w:t>
       </w:r>
     </w:p>
     <w:p>
@@ -786,7 +772,7 @@
         <w:pStyle w:val="ListBullet"/>
       </w:pPr>
       <w:r>
-        <w:t>XGBoost como combinador — 🟡 provisional · resultado negativo. Rinde por debajo de la unión de los mismos controles con umbral propio, y diluye los controles que resuelven una familia de forma exacta. Se publica como negativo.</w:t>
+        <w:t>XGBoost como combinador — 🟡 no concluyente. Su recall y el de la unión se observan con FPR OOS distintas. No se puede afirmar que uno supere al otro sin comparar a un mismo punto de operación o sobre curvas ROC/PR.</w:t>
       </w:r>
     </w:p>
     <w:p>
@@ -842,7 +828,15 @@
         <w:pStyle w:val="ListBullet"/>
       </w:pPr>
       <w:r>
-        <w:t>FPR no idénticas. Gate A opera a 0,032 y Gate B a 0,083 de falsas alarmas: la comparación es generosa en alarmas para Gate B.</w:t>
+        <w:t>FPR observada no igualada. La FPR de test puede diferir entre controles pese a calibrar umbrales al mismo objetivo nominal; no interpretar recall como comparación a operación idéntica.</w:t>
+      </w:r>
+    </w:p>
+    <w:p>
+      <w:pPr>
+        <w:pStyle w:val="ListBullet"/>
+      </w:pPr>
+      <w:r>
+        <w:t>Resolución de calibración. El bloque de calibración es finito. La cuota de Bonferroni por control puede quedar por debajo de una observación (1/n), en cuyo caso el umbral empírico se sitúa en el máximo de calibración y no puede realizar exactamente el objetivo nominal.</w:t>
       </w:r>
     </w:p>
     <w:p>

--- a/results/reports/dq_entregables/resumen_dq_estado_del_arte.docx
+++ b/results/reports/dq_entregables/resumen_dq_estado_del_arte.docx
@@ -22,7 +22,7 @@
           <w:color w:val="777777"/>
           <w:sz w:val="18"/>
         </w:rPr>
-        <w:t>Resumen de estado · 2026-10-07 · documento PROVISIONAL, pendiente de auditoría cruzada</w:t>
+        <w:t>Resumen de estado · 2026-10-16 · documento PROVISIONAL, pendiente de auditoría cruzada</w:t>
       </w:r>
     </w:p>
     <w:p>
@@ -141,7 +141,256 @@
         <w:pStyle w:val="Heading1"/>
       </w:pPr>
       <w:r>
-        <w:t>3. Resultado principal: ninguna representación domina</w:t>
+        <w:t>3. Punto de operación declarado</w:t>
+      </w:r>
+    </w:p>
+    <w:p>
+      <w:pPr>
+        <w:spacing w:after="120"/>
+        <w:jc w:val="both"/>
+      </w:pPr>
+      <w:r>
+        <w:rPr>
+          <w:b w:val="0"/>
+          <w:i w:val="0"/>
+          <w:sz w:val="20"/>
+        </w:rPr>
+        <w:t>El gate no promete una tasa nominal de falsas alarmas, porque no se cumple fuera de muestra. Declara la medida, que es lo que permite dimensionar la capacidad de revisión sobre un número real. El suelo medido es 8.3% de ventanas limpias marcadas: por debajo de ahí no existe configuración, de modo que pedir un 5 % o un 1 % no cambia nada salvo la expectativa de quien lo lee.</w:t>
+      </w:r>
+    </w:p>
+    <w:tbl>
+      <w:tblPr>
+        <w:tblStyle w:val="LightGrid-Accent1"/>
+        <w:tblW w:type="auto" w:w="0"/>
+        <w:tblLook w:firstColumn="1" w:firstRow="1" w:lastColumn="0" w:lastRow="0" w:noHBand="0" w:noVBand="1" w:val="04A0"/>
+      </w:tblPr>
+      <w:tblGrid>
+        <w:gridCol w:w="2880"/>
+        <w:gridCol w:w="2880"/>
+        <w:gridCol w:w="2880"/>
+      </w:tblGrid>
+      <w:tr>
+        <w:tc>
+          <w:tcPr>
+            <w:tcW w:type="dxa" w:w="2880"/>
+          </w:tcPr>
+          <w:p>
+            <w:r>
+              <w:rPr>
+                <w:b/>
+              </w:rPr>
+              <w:t>α nominal pedido</w:t>
+            </w:r>
+          </w:p>
+        </w:tc>
+        <w:tc>
+          <w:tcPr>
+            <w:tcW w:type="dxa" w:w="2880"/>
+          </w:tcPr>
+          <w:p>
+            <w:r>
+              <w:rPr>
+                <w:b/>
+              </w:rPr>
+              <w:t>FPR realizada (medida)</w:t>
+            </w:r>
+          </w:p>
+        </w:tc>
+        <w:tc>
+          <w:tcPr>
+            <w:tcW w:type="dxa" w:w="2880"/>
+          </w:tcPr>
+          <w:p>
+            <w:r>
+              <w:rPr>
+                <w:b/>
+              </w:rPr>
+              <w:t>recall medio</w:t>
+            </w:r>
+          </w:p>
+        </w:tc>
+      </w:tr>
+      <w:tr>
+        <w:tc>
+          <w:tcPr>
+            <w:tcW w:type="dxa" w:w="2880"/>
+          </w:tcPr>
+          <w:p>
+            <w:r>
+              <w:t>0.005</w:t>
+            </w:r>
+          </w:p>
+        </w:tc>
+        <w:tc>
+          <w:tcPr>
+            <w:tcW w:type="dxa" w:w="2880"/>
+          </w:tcPr>
+          <w:p>
+            <w:r>
+              <w:t>0.083 ± 0.004</w:t>
+            </w:r>
+          </w:p>
+        </w:tc>
+        <w:tc>
+          <w:tcPr>
+            <w:tcW w:type="dxa" w:w="2880"/>
+          </w:tcPr>
+          <w:p>
+            <w:r>
+              <w:t>0.605</w:t>
+            </w:r>
+          </w:p>
+        </w:tc>
+      </w:tr>
+      <w:tr>
+        <w:tc>
+          <w:tcPr>
+            <w:tcW w:type="dxa" w:w="2880"/>
+          </w:tcPr>
+          <w:p>
+            <w:r>
+              <w:t>0.010</w:t>
+            </w:r>
+          </w:p>
+        </w:tc>
+        <w:tc>
+          <w:tcPr>
+            <w:tcW w:type="dxa" w:w="2880"/>
+          </w:tcPr>
+          <w:p>
+            <w:r>
+              <w:t>0.083 ± 0.004</w:t>
+            </w:r>
+          </w:p>
+        </w:tc>
+        <w:tc>
+          <w:tcPr>
+            <w:tcW w:type="dxa" w:w="2880"/>
+          </w:tcPr>
+          <w:p>
+            <w:r>
+              <w:t>0.608</w:t>
+            </w:r>
+          </w:p>
+        </w:tc>
+      </w:tr>
+      <w:tr>
+        <w:tc>
+          <w:tcPr>
+            <w:tcW w:type="dxa" w:w="2880"/>
+          </w:tcPr>
+          <w:p>
+            <w:r>
+              <w:t>0.020</w:t>
+            </w:r>
+          </w:p>
+        </w:tc>
+        <w:tc>
+          <w:tcPr>
+            <w:tcW w:type="dxa" w:w="2880"/>
+          </w:tcPr>
+          <w:p>
+            <w:r>
+              <w:t>0.099 ± 0.004</w:t>
+            </w:r>
+          </w:p>
+        </w:tc>
+        <w:tc>
+          <w:tcPr>
+            <w:tcW w:type="dxa" w:w="2880"/>
+          </w:tcPr>
+          <w:p>
+            <w:r>
+              <w:t>0.616</w:t>
+            </w:r>
+          </w:p>
+        </w:tc>
+      </w:tr>
+      <w:tr>
+        <w:tc>
+          <w:tcPr>
+            <w:tcW w:type="dxa" w:w="2880"/>
+          </w:tcPr>
+          <w:p>
+            <w:r>
+              <w:t>0.050</w:t>
+            </w:r>
+          </w:p>
+        </w:tc>
+        <w:tc>
+          <w:tcPr>
+            <w:tcW w:type="dxa" w:w="2880"/>
+          </w:tcPr>
+          <w:p>
+            <w:r>
+              <w:t>0.116 ± 0.004</w:t>
+            </w:r>
+          </w:p>
+        </w:tc>
+        <w:tc>
+          <w:tcPr>
+            <w:tcW w:type="dxa" w:w="2880"/>
+          </w:tcPr>
+          <w:p>
+            <w:r>
+              <w:t>0.646</w:t>
+            </w:r>
+          </w:p>
+        </w:tc>
+      </w:tr>
+      <w:tr>
+        <w:tc>
+          <w:tcPr>
+            <w:tcW w:type="dxa" w:w="2880"/>
+          </w:tcPr>
+          <w:p>
+            <w:r>
+              <w:t>0.100</w:t>
+            </w:r>
+          </w:p>
+        </w:tc>
+        <w:tc>
+          <w:tcPr>
+            <w:tcW w:type="dxa" w:w="2880"/>
+          </w:tcPr>
+          <w:p>
+            <w:r>
+              <w:t>0.202 ± 0.011</w:t>
+            </w:r>
+          </w:p>
+        </w:tc>
+        <w:tc>
+          <w:tcPr>
+            <w:tcW w:type="dxa" w:w="2880"/>
+          </w:tcPr>
+          <w:p>
+            <w:r>
+              <w:t>0.700</w:t>
+            </w:r>
+          </w:p>
+        </w:tc>
+      </w:tr>
+    </w:tbl>
+    <w:p>
+      <w:pPr>
+        <w:spacing w:after="120"/>
+        <w:jc w:val="both"/>
+      </w:pPr>
+      <w:r>
+        <w:rPr>
+          <w:b w:val="0"/>
+          <w:i/>
+          <w:sz w:val="20"/>
+        </w:rPr>
+        <w:t>Por encima del suelo el intercambio es real y suave: más carga de revisión compra más cobertura. El exceso sobre el nominal se descompone en resolución de la muestra de calibración, ya corregida, y deriva residual —cada control realiza unas 2,6 veces su tasa nominal—, que es la que fija el suelo y no se arregla repartiendo mejor el presupuesto entre controles.</w:t>
+      </w:r>
+    </w:p>
+    <w:p>
+      <w:pPr>
+        <w:pStyle w:val="Heading1"/>
+      </w:pPr>
+      <w:r>
+        <w:t>4. Ninguna representación domina</w:t>
       </w:r>
     </w:p>
     <w:p>
@@ -622,7 +871,7 @@
         <w:pStyle w:val="Heading1"/>
       </w:pPr>
       <w:r>
-        <w:t>4. Qué aporta —y qué no— la capa de IA</w:t>
+        <w:t>5. Qué aporta —y qué no— la capa de IA</w:t>
       </w:r>
     </w:p>
     <w:p>
@@ -686,7 +935,7 @@
         <w:pStyle w:val="Heading1"/>
       </w:pPr>
       <w:r>
-        <w:t>5. Los modelos de riesgo que consumen la serie</w:t>
+        <w:t>6. Los modelos de riesgo que consumen la serie</w:t>
       </w:r>
     </w:p>
     <w:p>
@@ -732,7 +981,7 @@
         <w:pStyle w:val="Heading1"/>
       </w:pPr>
       <w:r>
-        <w:t>6. Estado de validación</w:t>
+        <w:t>7. Estado de validación</w:t>
       </w:r>
     </w:p>
     <w:p>
@@ -788,7 +1037,7 @@
         <w:pStyle w:val="Heading1"/>
       </w:pPr>
       <w:r>
-        <w:t>7. Lo que estos resultados no permiten afirmar</w:t>
+        <w:t>8. Lo que estos resultados no permiten afirmar</w:t>
       </w:r>
     </w:p>
     <w:p>

--- a/results/reports/dq_entregables/resumen_dq_estado_del_arte.docx
+++ b/results/reports/dq_entregables/resumen_dq_estado_del_arte.docx
@@ -22,7 +22,7 @@
           <w:color w:val="777777"/>
           <w:sz w:val="18"/>
         </w:rPr>
-        <w:t>Resumen de estado · 2026-10-07 · documento PROVISIONAL, pendiente de auditoría cruzada</w:t>
+        <w:t>Resumen de estado · 2026-10-16 · documento PROVISIONAL, pendiente de auditoría cruzada</w:t>
       </w:r>
     </w:p>
     <w:p>
@@ -44,7 +44,7 @@
           <w:i w:val="0"/>
           <w:sz w:val="20"/>
         </w:rPr>
-        <w:t>El control estándar de calidad en series de precios es una banda de 3σ sobre log-rendimientos. Ese umbral lleva dentro un supuesto de normalidad que los datos no cumplen. En Brent, entre 2007 y 2026, un movimiento de más de 3σ ocurre el 1.11% de las sesiones, frente al 0.27% que predice una normal: 4.1 veces más. A 5σ la razón llega a 5605.</w:t>
+        <w:t>El control estándar de calidad en series de precios es una banda de 3σ sobre log-rendimientos. Ese umbral lleva dentro un supuesto de normalidad que los datos no cumplen. En Brent, entre 2007 y 2026, un movimiento de más de 3σ ocurre el 1.11% de las sesiones, frente al 0.27% de referencia gaussiana. La estandarización usa la muestra completa y es descriptiva; no constituye un detector de defectos ni un umbral desplegable.</w:t>
       </w:r>
     </w:p>
     <w:p>
@@ -58,7 +58,7 @@
           <w:i w:val="0"/>
           <w:sz w:val="20"/>
         </w:rPr>
-        <w:t>La consecuencia operativa es la que importa: si un umbral dispara cuatro veces más de lo que su propio supuesto promete, no puede separar una cola real de mercado de un defecto de dato. Bajo normalidad las dos cosas son «imposibles». Subir el umbral no resuelve nada; hay que mirar el dato desde otro sitio.</w:t>
+        <w:t>Una cola más pesada cuestiona el supuesto gaussiano del umbral, pero no permite clasificar una observación como movimiento de mercado o error de datos. Esa distinción requiere controles adicionales y etiquetas de incidentes.</w:t>
       </w:r>
     </w:p>
     <w:p>
@@ -133,7 +133,7 @@
           <w:i w:val="0"/>
           <w:sz w:val="20"/>
         </w:rPr>
-        <w:t>Todos los controles operan bajo un gate conforme-adaptativo, que calibra el umbral sobre la distribución empírica observada en vez de sobre una forma supuesta. Esa es la vía para respetar un presupuesto de falsas alarmas cuando la distribución tiene las colas que tiene.</w:t>
+        <w:t>Los umbrales se calibran una vez sobre un segmento limpio tardío de validación, separado del ajuste por una purga, y quedan congelados antes del test. La FPR OOS se reporta sin feedback. No se reclama garantía conformal ni estabilidad bajo drift.</w:t>
       </w:r>
     </w:p>
     <w:p>
@@ -141,7 +141,7 @@
         <w:pStyle w:val="Heading1"/>
       </w:pPr>
       <w:r>
-        <w:t>3. Resultado principal: ninguna representación domina</w:t>
+        <w:t>3. Punto de operación declarado</w:t>
       </w:r>
     </w:p>
     <w:p>
@@ -155,7 +155,256 @@
           <w:i w:val="0"/>
           <w:sz w:val="20"/>
         </w:rPr>
-        <w:t>Medido sobre siete familias de defecto inyectadas en los precios y con el presupuesto de falsas alarmas igualado, el resultado es una matriz de coberturas complementarias, no un ranking. Cada familia la cubre bien un control distinto, y varias familias las ve un solo control.</w:t>
+        <w:t>El gate no promete una tasa nominal de falsas alarmas, porque no se cumple fuera de muestra. Declara la medida, que es lo que permite dimensionar la capacidad de revisión sobre un número real. El suelo medido es 8.3% de ventanas limpias marcadas: por debajo de ahí no existe configuración, de modo que pedir un 5 % o un 1 % no cambia nada salvo la expectativa de quien lo lee.</w:t>
+      </w:r>
+    </w:p>
+    <w:tbl>
+      <w:tblPr>
+        <w:tblStyle w:val="LightGrid-Accent1"/>
+        <w:tblW w:type="auto" w:w="0"/>
+        <w:tblLook w:firstColumn="1" w:firstRow="1" w:lastColumn="0" w:lastRow="0" w:noHBand="0" w:noVBand="1" w:val="04A0"/>
+      </w:tblPr>
+      <w:tblGrid>
+        <w:gridCol w:w="2880"/>
+        <w:gridCol w:w="2880"/>
+        <w:gridCol w:w="2880"/>
+      </w:tblGrid>
+      <w:tr>
+        <w:tc>
+          <w:tcPr>
+            <w:tcW w:type="dxa" w:w="2880"/>
+          </w:tcPr>
+          <w:p>
+            <w:r>
+              <w:rPr>
+                <w:b/>
+              </w:rPr>
+              <w:t>α nominal pedido</w:t>
+            </w:r>
+          </w:p>
+        </w:tc>
+        <w:tc>
+          <w:tcPr>
+            <w:tcW w:type="dxa" w:w="2880"/>
+          </w:tcPr>
+          <w:p>
+            <w:r>
+              <w:rPr>
+                <w:b/>
+              </w:rPr>
+              <w:t>FPR realizada (medida)</w:t>
+            </w:r>
+          </w:p>
+        </w:tc>
+        <w:tc>
+          <w:tcPr>
+            <w:tcW w:type="dxa" w:w="2880"/>
+          </w:tcPr>
+          <w:p>
+            <w:r>
+              <w:rPr>
+                <w:b/>
+              </w:rPr>
+              <w:t>recall medio</w:t>
+            </w:r>
+          </w:p>
+        </w:tc>
+      </w:tr>
+      <w:tr>
+        <w:tc>
+          <w:tcPr>
+            <w:tcW w:type="dxa" w:w="2880"/>
+          </w:tcPr>
+          <w:p>
+            <w:r>
+              <w:t>0.005</w:t>
+            </w:r>
+          </w:p>
+        </w:tc>
+        <w:tc>
+          <w:tcPr>
+            <w:tcW w:type="dxa" w:w="2880"/>
+          </w:tcPr>
+          <w:p>
+            <w:r>
+              <w:t>0.083 ± 0.004</w:t>
+            </w:r>
+          </w:p>
+        </w:tc>
+        <w:tc>
+          <w:tcPr>
+            <w:tcW w:type="dxa" w:w="2880"/>
+          </w:tcPr>
+          <w:p>
+            <w:r>
+              <w:t>0.605</w:t>
+            </w:r>
+          </w:p>
+        </w:tc>
+      </w:tr>
+      <w:tr>
+        <w:tc>
+          <w:tcPr>
+            <w:tcW w:type="dxa" w:w="2880"/>
+          </w:tcPr>
+          <w:p>
+            <w:r>
+              <w:t>0.010</w:t>
+            </w:r>
+          </w:p>
+        </w:tc>
+        <w:tc>
+          <w:tcPr>
+            <w:tcW w:type="dxa" w:w="2880"/>
+          </w:tcPr>
+          <w:p>
+            <w:r>
+              <w:t>0.083 ± 0.004</w:t>
+            </w:r>
+          </w:p>
+        </w:tc>
+        <w:tc>
+          <w:tcPr>
+            <w:tcW w:type="dxa" w:w="2880"/>
+          </w:tcPr>
+          <w:p>
+            <w:r>
+              <w:t>0.608</w:t>
+            </w:r>
+          </w:p>
+        </w:tc>
+      </w:tr>
+      <w:tr>
+        <w:tc>
+          <w:tcPr>
+            <w:tcW w:type="dxa" w:w="2880"/>
+          </w:tcPr>
+          <w:p>
+            <w:r>
+              <w:t>0.020</w:t>
+            </w:r>
+          </w:p>
+        </w:tc>
+        <w:tc>
+          <w:tcPr>
+            <w:tcW w:type="dxa" w:w="2880"/>
+          </w:tcPr>
+          <w:p>
+            <w:r>
+              <w:t>0.099 ± 0.004</w:t>
+            </w:r>
+          </w:p>
+        </w:tc>
+        <w:tc>
+          <w:tcPr>
+            <w:tcW w:type="dxa" w:w="2880"/>
+          </w:tcPr>
+          <w:p>
+            <w:r>
+              <w:t>0.616</w:t>
+            </w:r>
+          </w:p>
+        </w:tc>
+      </w:tr>
+      <w:tr>
+        <w:tc>
+          <w:tcPr>
+            <w:tcW w:type="dxa" w:w="2880"/>
+          </w:tcPr>
+          <w:p>
+            <w:r>
+              <w:t>0.050</w:t>
+            </w:r>
+          </w:p>
+        </w:tc>
+        <w:tc>
+          <w:tcPr>
+            <w:tcW w:type="dxa" w:w="2880"/>
+          </w:tcPr>
+          <w:p>
+            <w:r>
+              <w:t>0.116 ± 0.004</w:t>
+            </w:r>
+          </w:p>
+        </w:tc>
+        <w:tc>
+          <w:tcPr>
+            <w:tcW w:type="dxa" w:w="2880"/>
+          </w:tcPr>
+          <w:p>
+            <w:r>
+              <w:t>0.646</w:t>
+            </w:r>
+          </w:p>
+        </w:tc>
+      </w:tr>
+      <w:tr>
+        <w:tc>
+          <w:tcPr>
+            <w:tcW w:type="dxa" w:w="2880"/>
+          </w:tcPr>
+          <w:p>
+            <w:r>
+              <w:t>0.100</w:t>
+            </w:r>
+          </w:p>
+        </w:tc>
+        <w:tc>
+          <w:tcPr>
+            <w:tcW w:type="dxa" w:w="2880"/>
+          </w:tcPr>
+          <w:p>
+            <w:r>
+              <w:t>0.202 ± 0.011</w:t>
+            </w:r>
+          </w:p>
+        </w:tc>
+        <w:tc>
+          <w:tcPr>
+            <w:tcW w:type="dxa" w:w="2880"/>
+          </w:tcPr>
+          <w:p>
+            <w:r>
+              <w:t>0.700</w:t>
+            </w:r>
+          </w:p>
+        </w:tc>
+      </w:tr>
+    </w:tbl>
+    <w:p>
+      <w:pPr>
+        <w:spacing w:after="120"/>
+        <w:jc w:val="both"/>
+      </w:pPr>
+      <w:r>
+        <w:rPr>
+          <w:b w:val="0"/>
+          <w:i/>
+          <w:sz w:val="20"/>
+        </w:rPr>
+        <w:t>Por encima del suelo el intercambio es real y suave: más carga de revisión compra más cobertura. El exceso sobre el nominal se descompone en resolución de la muestra de calibración, ya corregida, y deriva residual —cada control realiza unas 2,6 veces su tasa nominal—, que es la que fija el suelo y no se arregla repartiendo mejor el presupuesto entre controles.</w:t>
+      </w:r>
+    </w:p>
+    <w:p>
+      <w:pPr>
+        <w:pStyle w:val="Heading1"/>
+      </w:pPr>
+      <w:r>
+        <w:t>4. Ninguna representación domina</w:t>
+      </w:r>
+    </w:p>
+    <w:p>
+      <w:pPr>
+        <w:spacing w:after="120"/>
+        <w:jc w:val="both"/>
+      </w:pPr>
+      <w:r>
+        <w:rPr>
+          <w:b w:val="0"/>
+          <w:i w:val="0"/>
+          <w:sz w:val="20"/>
+        </w:rPr>
+        <w:t>Medido sobre siete familias de defecto sintéticas, con umbrales calibrados al mismo objetivo nominal en validación y FPR observada de forma independiente en test, el resultado es una matriz de coberturas complementarias, no un ranking. Cada familia la cubre bien un control distinto, y varias familias las ve un solo control.</w:t>
       </w:r>
     </w:p>
     <w:tbl>
@@ -275,7 +524,7 @@
           </w:tcPr>
           <w:p>
             <w:r>
-              <w:t>canal_oscilacion</w:t>
+              <w:t>retorno_cross_asset</w:t>
             </w:r>
           </w:p>
         </w:tc>
@@ -285,7 +534,7 @@
           </w:tcPr>
           <w:p>
             <w:r>
-              <w:t>0.15</w:t>
+              <w:t>0.64</w:t>
             </w:r>
           </w:p>
         </w:tc>
@@ -307,7 +556,7 @@
           </w:tcPr>
           <w:p>
             <w:r>
-              <w:t>retorno_cnn</w:t>
+              <w:t>retorno_cross_asset</w:t>
             </w:r>
           </w:p>
         </w:tc>
@@ -317,7 +566,7 @@
           </w:tcPr>
           <w:p>
             <w:r>
-              <w:t>0.79</w:t>
+              <w:t>0.97</w:t>
             </w:r>
           </w:p>
         </w:tc>
@@ -327,7 +576,7 @@
           </w:tcPr>
           <w:p>
             <w:r>
-              <w:t>retorno_cnn</w:t>
+              <w:t>retorno_cross_asset</w:t>
             </w:r>
           </w:p>
         </w:tc>
@@ -337,7 +586,7 @@
           </w:tcPr>
           <w:p>
             <w:r>
-              <w:t>0.76</w:t>
+              <w:t>0.96</w:t>
             </w:r>
           </w:p>
         </w:tc>
@@ -379,7 +628,7 @@
           </w:tcPr>
           <w:p>
             <w:r>
-              <w:t>retorno_cnn</w:t>
+              <w:t>retorno_cross_asset</w:t>
             </w:r>
           </w:p>
         </w:tc>
@@ -389,7 +638,7 @@
           </w:tcPr>
           <w:p>
             <w:r>
-              <w:t>0.37</w:t>
+              <w:t>0.84</w:t>
             </w:r>
           </w:p>
         </w:tc>
@@ -411,7 +660,7 @@
           </w:tcPr>
           <w:p>
             <w:r>
-              <w:t>vintage_discrepancia</w:t>
+              <w:t>retorno_cross_asset</w:t>
             </w:r>
           </w:p>
         </w:tc>
@@ -441,7 +690,7 @@
           </w:tcPr>
           <w:p>
             <w:r>
-              <w:t>0.28</w:t>
+              <w:t>0.84</w:t>
             </w:r>
           </w:p>
         </w:tc>
@@ -463,7 +712,7 @@
           </w:tcPr>
           <w:p>
             <w:r>
-              <w:t>vintage_discrepancia</w:t>
+              <w:t>canal_oscilacion</w:t>
             </w:r>
           </w:p>
         </w:tc>
@@ -483,7 +732,7 @@
           </w:tcPr>
           <w:p>
             <w:r>
-              <w:t>retorno_cnn</w:t>
+              <w:t>retorno_cross_asset</w:t>
             </w:r>
           </w:p>
         </w:tc>
@@ -493,7 +742,7 @@
           </w:tcPr>
           <w:p>
             <w:r>
-              <w:t>0.10</w:t>
+              <w:t>0.53</w:t>
             </w:r>
           </w:p>
         </w:tc>
@@ -535,7 +784,7 @@
           </w:tcPr>
           <w:p>
             <w:r>
-              <w:t>retorno_cnn</w:t>
+              <w:t>retorno_cross_asset</w:t>
             </w:r>
           </w:p>
         </w:tc>
@@ -545,7 +794,7 @@
           </w:tcPr>
           <w:p>
             <w:r>
-              <w:t>0.31</w:t>
+              <w:t>0.75</w:t>
             </w:r>
           </w:p>
         </w:tc>
@@ -587,7 +836,7 @@
           </w:tcPr>
           <w:p>
             <w:r>
-              <w:t>canal_oscilacion</w:t>
+              <w:t>vintage_discrepancia</w:t>
             </w:r>
           </w:p>
         </w:tc>
@@ -597,7 +846,7 @@
           </w:tcPr>
           <w:p>
             <w:r>
-              <w:t>0.06</w:t>
+              <w:t>0.47</w:t>
             </w:r>
           </w:p>
         </w:tc>
@@ -622,7 +871,7 @@
         <w:pStyle w:val="Heading1"/>
       </w:pPr>
       <w:r>
-        <w:t>4. Qué aporta —y qué no— la capa de IA</w:t>
+        <w:t>5. Qué aporta —y qué no— la capa de IA</w:t>
       </w:r>
     </w:p>
     <w:p>
@@ -636,7 +885,7 @@
           <w:i w:val="0"/>
           <w:sz w:val="20"/>
         </w:rPr>
-        <w:t>Recall medio por configuración, cada una a su propio presupuesto de falsas alarmas: solo 3σ 0.074; banco de representaciones sin IA 0.579; banco completo con la CNN 0.606.</w:t>
+        <w:t>Recall medio descriptivo por configuración con FPR OOS no igualada solo 3σ 0.371; banco de representaciones sin IA 0.946; banco completo con la CNN 0.951.</w:t>
       </w:r>
     </w:p>
     <w:p>
@@ -650,7 +899,7 @@
           <w:i w:val="0"/>
           <w:sz w:val="20"/>
         </w:rPr>
-        <w:t>La lectura es inequívoca y conviene no adornarla. El salto grande no lo da el deep learning: lo da pasar de un único control sobre retornos a un banco que mira el dato en cuatro representaciones. La CNN añade encima una mejora real pero modesta.</w:t>
+        <w:t>Estas cifras no aíslan el efecto de la CNN: cambian las tasas de falsas alarmas realizadas y la composición de controles. La selección del mejor control por familia se hace sobre el mismo test y es exploratoria, no evidencia confirmatoria.</w:t>
       </w:r>
     </w:p>
     <w:p>
@@ -664,7 +913,7 @@
           <w:i w:val="0"/>
           <w:sz w:val="20"/>
         </w:rPr>
-        <w:t>Dónde sí es la mejor opción la CNN: en salto reversible (0.79), desacople (0.84) y cambio de fuente, que son las familias donde el defecto es un patrón temporal multivariante sin estadístico cerrado evidente. Donde existe un control dedicado, la red pierde contra él.</w:t>
+        <w:t>En este test, la CNN resulta el máximo por familia en 0 de 7 familias de dato nuevo. Como el ganador se selecciona post hoc y no hay etiquetas reales ni prevalencias observadas, este recuento solo genera una hipótesis para una evaluación externa preespecificada.</w:t>
       </w:r>
     </w:p>
     <w:p>
@@ -678,21 +927,7 @@
           <w:i w:val="0"/>
           <w:sz w:val="20"/>
         </w:rPr>
-        <w:t>Un matiz que refuerza a la red y que conviene no pasar por alto: en el escenario de DATO NUEVO —el operativamente frecuente, donde vintage no puede ayudar— la CNN es el mejor control en 4 de las 7 familias. Ahora bien, lo es en un campo débil: los recalls ahí van de 0,10 a 0,76, así que es la mejor opción disponible, no una solución. Ese escenario es el frente abierto del framework.</w:t>
-      </w:r>
-    </w:p>
-    <w:p>
-      <w:pPr>
-        <w:spacing w:after="120"/>
-        <w:jc w:val="both"/>
-      </w:pPr>
-      <w:r>
-        <w:rPr>
-          <w:b w:val="0"/>
-          <w:i w:val="0"/>
-          <w:sz w:val="20"/>
-        </w:rPr>
-        <w:t>Resultado negativo que hay que publicar igual: XGBoost como combinador de las señales rinde por debajo de la unión de los mismos controles con umbral propio. En pérdida de precisión llega a destruir un control que acierta el 100 %, diluyéndolo entre el resto. La conclusión es que el ML ayuda cuando ningún control es decisivo y estorba cuando uno lo es.</w:t>
+        <w:t>La comparación XGBoost-unión no es concluyente: sus FPR OOS son distintas, por lo que la diferencia de recall mezcla sensibilidad con punto de operación. No se atribuye ventaja ni perjuicio al combinador sin comparación a FPR equivalente y validación externa.</w:t>
       </w:r>
     </w:p>
     <w:p>
@@ -700,7 +935,7 @@
         <w:pStyle w:val="Heading1"/>
       </w:pPr>
       <w:r>
-        <w:t>5. Los modelos de riesgo que consumen la serie</w:t>
+        <w:t>6. Los modelos de riesgo que consumen la serie</w:t>
       </w:r>
     </w:p>
     <w:p>
@@ -746,7 +981,7 @@
         <w:pStyle w:val="Heading1"/>
       </w:pPr>
       <w:r>
-        <w:t>6. Estado de validación</w:t>
+        <w:t>7. Estado de validación</w:t>
       </w:r>
     </w:p>
     <w:p>
@@ -754,7 +989,7 @@
         <w:pStyle w:val="ListBullet"/>
       </w:pPr>
       <w:r>
-        <w:t>Cobertura complementaria por representación — 🟡 provisional. Cada familia de defecto la cubre bien un control distinto y varias las ve uno solo. Medido con defectos de verdad conocida sobre test temporal y presupuesto de falsas alarmas común. Pendiente de auditoría cruzada.</w:t>
+        <w:t>Cobertura complementaria por representación — 🟡 provisional. Los controles muestran perfiles de cobertura distintos y varias familias quedan cubiertas por un único control en este test. Medido con defectos de verdad conocida sobre test temporal y presupuesto de falsas alarmas nominal calibrado en validación; la FPR se mide en test y puede diferir. Pendiente de auditoría cruzada.</w:t>
       </w:r>
     </w:p>
     <w:p>
@@ -762,7 +997,7 @@
         <w:pStyle w:val="ListBullet"/>
       </w:pPr>
       <w:r>
-        <w:t>Calibración conforme del umbral — 🟡 provisional. El gate conforme-adaptativo alcanza el presupuesto de falsas alarmas fijado sin suponer una forma de distribución. Un umbral paramétrico 3σ no lo consigue sobre estas colas.</w:t>
+        <w:t>Calibración empírica del umbral — 🟡 provisional. Se congela un umbral empírico usando un bloque de validación separado y purgado. No se reclama garantía conformal ni control de FPR bajo drift.</w:t>
       </w:r>
     </w:p>
     <w:p>
@@ -778,7 +1013,7 @@
         <w:pStyle w:val="ListBullet"/>
       </w:pPr>
       <w:r>
-        <w:t>Aportación de la CNN 1D — 🟡 provisional. Es el mejor control en las familias sin estadístico cerrado evidente, y el que más cubre en el escenario de dato nuevo. La mejora sobre el banco completo es real y modesta.</w:t>
+        <w:t>Aportación de la CNN 1D — 🟡 exploratorio. La evaluación sintética no demuestra superioridad generalizable. La selección de ganadores se hace sobre el mismo test; hacen falta prueba externa y etiquetas reales.</w:t>
       </w:r>
     </w:p>
     <w:p>
@@ -786,7 +1021,7 @@
         <w:pStyle w:val="ListBullet"/>
       </w:pPr>
       <w:r>
-        <w:t>XGBoost como combinador — 🟡 provisional · resultado negativo. Rinde por debajo de la unión de los mismos controles con umbral propio, y diluye los controles que resuelven una familia de forma exacta. Se publica como negativo.</w:t>
+        <w:t>XGBoost como combinador — 🟡 no concluyente. Su recall y el de la unión se observan con FPR OOS distintas. No se puede afirmar que uno supere al otro sin comparar a un mismo punto de operación o sobre curvas ROC/PR.</w:t>
       </w:r>
     </w:p>
     <w:p>
@@ -802,7 +1037,7 @@
         <w:pStyle w:val="Heading1"/>
       </w:pPr>
       <w:r>
-        <w:t>7. Lo que estos resultados no permiten afirmar</w:t>
+        <w:t>8. Lo que estos resultados no permiten afirmar</w:t>
       </w:r>
     </w:p>
     <w:p>
@@ -842,7 +1077,15 @@
         <w:pStyle w:val="ListBullet"/>
       </w:pPr>
       <w:r>
-        <w:t>FPR no idénticas. Gate A opera a 0,032 y Gate B a 0,083 de falsas alarmas: la comparación es generosa en alarmas para Gate B.</w:t>
+        <w:t>FPR observada no igualada. La FPR de test puede diferir entre controles pese a calibrar umbrales al mismo objetivo nominal; no interpretar recall como comparación a operación idéntica.</w:t>
+      </w:r>
+    </w:p>
+    <w:p>
+      <w:pPr>
+        <w:pStyle w:val="ListBullet"/>
+      </w:pPr>
+      <w:r>
+        <w:t>Resolución de calibración. El bloque de calibración es finito. La cuota de Bonferroni por control puede quedar por debajo de una observación (1/n), en cuyo caso el umbral empírico se sitúa en el máximo de calibración y no puede realizar exactamente el objetivo nominal.</w:t>
       </w:r>
     </w:p>
     <w:p>
